--- a/files/clark-syllabus-intro-digital-forensics-14.docx
+++ b/files/clark-syllabus-intro-digital-forensics-14.docx
@@ -464,7 +464,7 @@
         </w:rPr>
         <w:t xml:space="preserve">NIST. </w:t>
       </w:r>
-      <w:hyperlink w:history="1" r:id="rIdfl0loqrlfdelwan6psyto">
+      <w:hyperlink w:history="1" r:id="rIdmc5mi_oniy_nvldy8gbdq">
         <w:r>
           <w:rPr>
             <w:rFonts w:ascii="Verdana" w:cs="Verdana" w:eastAsia="Verdana" w:hAnsi="Verdana"/>
@@ -512,7 +512,7 @@
         </w:rPr>
         <w:t xml:space="preserve">US National Institute of Justice. </w:t>
       </w:r>
-      <w:hyperlink w:history="1" r:id="rId966wvaxflb5ldzdseb0_n">
+      <w:hyperlink w:history="1" r:id="rIdw5ysk3evw3bvsp7jjr5bu">
         <w:r>
           <w:rPr>
             <w:rFonts w:ascii="Verdana" w:cs="Verdana" w:eastAsia="Verdana" w:hAnsi="Verdana"/>
@@ -560,7 +560,7 @@
         </w:rPr>
         <w:t xml:space="preserve">SANS Institute (free posters). </w:t>
       </w:r>
-      <w:hyperlink w:history="1" r:id="rIdlhl8bmkd272x4kgwjlxbw">
+      <w:hyperlink w:history="1" r:id="rIdnzgbqc7cyn4fj0lmqwcnt">
         <w:r>
           <w:rPr>
             <w:rFonts w:ascii="Verdana" w:cs="Verdana" w:eastAsia="Verdana" w:hAnsi="Verdana"/>
@@ -608,7 +608,7 @@
         </w:rPr>
         <w:t xml:space="preserve">Microsoft Learn. </w:t>
       </w:r>
-      <w:hyperlink w:history="1" r:id="rIdxev5asra07iuqij_hh7o0">
+      <w:hyperlink w:history="1" r:id="rIdqwu2pqjerw1l-intoslmz">
         <w:r>
           <w:rPr>
             <w:rFonts w:ascii="Verdana" w:cs="Verdana" w:eastAsia="Verdana" w:hAnsi="Verdana"/>
@@ -656,7 +656,7 @@
         </w:rPr>
         <w:t xml:space="preserve">Eric Zimmerman. </w:t>
       </w:r>
-      <w:hyperlink w:history="1" r:id="rIdtqe3ptsbhaocscqeynbyr">
+      <w:hyperlink w:history="1" r:id="rIdpwrgie9fndivz8v8fenz0">
         <w:r>
           <w:rPr>
             <w:rFonts w:ascii="Verdana" w:cs="Verdana" w:eastAsia="Verdana" w:hAnsi="Verdana"/>
@@ -704,7 +704,7 @@
         </w:rPr>
         <w:t xml:space="preserve">Sleuth Kit Labs. </w:t>
       </w:r>
-      <w:hyperlink w:history="1" r:id="rIdbngroxriswcuyvfkrxdex">
+      <w:hyperlink w:history="1" r:id="rIdmzuc8ndeznnm0vfsv_yi0">
         <w:r>
           <w:rPr>
             <w:rFonts w:ascii="Verdana" w:cs="Verdana" w:eastAsia="Verdana" w:hAnsi="Verdana"/>
@@ -752,7 +752,7 @@
         </w:rPr>
         <w:t xml:space="preserve">Volatility Foundation. </w:t>
       </w:r>
-      <w:hyperlink w:history="1" r:id="rIduggwob8zgobppq9l-mqbj">
+      <w:hyperlink w:history="1" r:id="rIdmcmujnatpivv3y2t8qqy-">
         <w:r>
           <w:rPr>
             <w:rFonts w:ascii="Verdana" w:cs="Verdana" w:eastAsia="Verdana" w:hAnsi="Verdana"/>
@@ -800,7 +800,7 @@
         </w:rPr>
         <w:t xml:space="preserve">Wireshark Foundation. </w:t>
       </w:r>
-      <w:hyperlink w:history="1" r:id="rIdxve4wqkkvs01j_igz_re_">
+      <w:hyperlink w:history="1" r:id="rId1uy21n15jveyuac1k2ylm">
         <w:r>
           <w:rPr>
             <w:rFonts w:ascii="Verdana" w:cs="Verdana" w:eastAsia="Verdana" w:hAnsi="Verdana"/>
@@ -848,7 +848,7 @@
         </w:rPr>
         <w:t xml:space="preserve">NIST. </w:t>
       </w:r>
-      <w:hyperlink w:history="1" r:id="rIdwopm-v2f1rr4gfhbgchhg">
+      <w:hyperlink w:history="1" r:id="rIdr_psbn-glfpcd8b-eofax">
         <w:r>
           <w:rPr>
             <w:rFonts w:ascii="Verdana" w:cs="Verdana" w:eastAsia="Verdana" w:hAnsi="Verdana"/>
@@ -896,7 +896,7 @@
         </w:rPr>
         <w:t xml:space="preserve">University of Minnesota. </w:t>
       </w:r>
-      <w:hyperlink w:history="1" r:id="rIdljsq7ri22rhelq1ilmt0h">
+      <w:hyperlink w:history="1" r:id="rIdykyns2rus-nw4iahwazv-">
         <w:r>
           <w:rPr>
             <w:rFonts w:ascii="Verdana" w:cs="Verdana" w:eastAsia="Verdana" w:hAnsi="Verdana"/>
@@ -6739,7 +6739,7 @@
         <w:sz w:val="16"/>
         <w:szCs w:val="16"/>
       </w:rPr>
-      <w:t xml:space="preserve">This document is licensed with a Creative Commons Attribution 4.0 International License ©2026 The Competence Collective, LLC (Red Herrings)</w:t>
+      <w:t xml:space="preserve">This document is licensed with a Creative Commons Attribution-NonCommercial-ShareAlike 4.0 International License ©2026 The Competence Collective, LLC (Red Herrings)</w:t>
     </w:r>
   </w:p>
 </w:ftr>

--- a/files/clark-syllabus-intro-digital-forensics-14.docx
+++ b/files/clark-syllabus-intro-digital-forensics-14.docx
@@ -464,7 +464,7 @@
         </w:rPr>
         <w:t xml:space="preserve">NIST. </w:t>
       </w:r>
-      <w:hyperlink w:history="1" r:id="rIdmc5mi_oniy_nvldy8gbdq">
+      <w:hyperlink w:history="1" r:id="rIdhrkechujbs395vw6ck2xr">
         <w:r>
           <w:rPr>
             <w:rFonts w:ascii="Verdana" w:cs="Verdana" w:eastAsia="Verdana" w:hAnsi="Verdana"/>
@@ -512,7 +512,7 @@
         </w:rPr>
         <w:t xml:space="preserve">US National Institute of Justice. </w:t>
       </w:r>
-      <w:hyperlink w:history="1" r:id="rIdw5ysk3evw3bvsp7jjr5bu">
+      <w:hyperlink w:history="1" r:id="rIdilsr2sm3npcqh33x3nk4c">
         <w:r>
           <w:rPr>
             <w:rFonts w:ascii="Verdana" w:cs="Verdana" w:eastAsia="Verdana" w:hAnsi="Verdana"/>
@@ -560,7 +560,7 @@
         </w:rPr>
         <w:t xml:space="preserve">SANS Institute (free posters). </w:t>
       </w:r>
-      <w:hyperlink w:history="1" r:id="rIdnzgbqc7cyn4fj0lmqwcnt">
+      <w:hyperlink w:history="1" r:id="rIdxmz2ouf8yrhc5lkyelr9u">
         <w:r>
           <w:rPr>
             <w:rFonts w:ascii="Verdana" w:cs="Verdana" w:eastAsia="Verdana" w:hAnsi="Verdana"/>
@@ -608,7 +608,7 @@
         </w:rPr>
         <w:t xml:space="preserve">Microsoft Learn. </w:t>
       </w:r>
-      <w:hyperlink w:history="1" r:id="rIdqwu2pqjerw1l-intoslmz">
+      <w:hyperlink w:history="1" r:id="rIdxnbyjo1riyqfsz_inxkkc">
         <w:r>
           <w:rPr>
             <w:rFonts w:ascii="Verdana" w:cs="Verdana" w:eastAsia="Verdana" w:hAnsi="Verdana"/>
@@ -656,7 +656,7 @@
         </w:rPr>
         <w:t xml:space="preserve">Eric Zimmerman. </w:t>
       </w:r>
-      <w:hyperlink w:history="1" r:id="rIdpwrgie9fndivz8v8fenz0">
+      <w:hyperlink w:history="1" r:id="rIdydcnaluwtcyn-paftv8o3">
         <w:r>
           <w:rPr>
             <w:rFonts w:ascii="Verdana" w:cs="Verdana" w:eastAsia="Verdana" w:hAnsi="Verdana"/>
@@ -704,7 +704,7 @@
         </w:rPr>
         <w:t xml:space="preserve">Sleuth Kit Labs. </w:t>
       </w:r>
-      <w:hyperlink w:history="1" r:id="rIdmzuc8ndeznnm0vfsv_yi0">
+      <w:hyperlink w:history="1" r:id="rIdmcvatqyjz221afrvtp2xm">
         <w:r>
           <w:rPr>
             <w:rFonts w:ascii="Verdana" w:cs="Verdana" w:eastAsia="Verdana" w:hAnsi="Verdana"/>
@@ -752,7 +752,7 @@
         </w:rPr>
         <w:t xml:space="preserve">Volatility Foundation. </w:t>
       </w:r>
-      <w:hyperlink w:history="1" r:id="rIdmcmujnatpivv3y2t8qqy-">
+      <w:hyperlink w:history="1" r:id="rIdgkvjnd7ihf29hpk8i9d5q">
         <w:r>
           <w:rPr>
             <w:rFonts w:ascii="Verdana" w:cs="Verdana" w:eastAsia="Verdana" w:hAnsi="Verdana"/>
@@ -800,7 +800,7 @@
         </w:rPr>
         <w:t xml:space="preserve">Wireshark Foundation. </w:t>
       </w:r>
-      <w:hyperlink w:history="1" r:id="rId1uy21n15jveyuac1k2ylm">
+      <w:hyperlink w:history="1" r:id="rIdkc40awbzzoqjdp5ghatvy">
         <w:r>
           <w:rPr>
             <w:rFonts w:ascii="Verdana" w:cs="Verdana" w:eastAsia="Verdana" w:hAnsi="Verdana"/>
@@ -848,7 +848,7 @@
         </w:rPr>
         <w:t xml:space="preserve">NIST. </w:t>
       </w:r>
-      <w:hyperlink w:history="1" r:id="rIdr_psbn-glfpcd8b-eofax">
+      <w:hyperlink w:history="1" r:id="rIddenx0gyqvwk_bfcdoajjk">
         <w:r>
           <w:rPr>
             <w:rFonts w:ascii="Verdana" w:cs="Verdana" w:eastAsia="Verdana" w:hAnsi="Verdana"/>
@@ -896,7 +896,7 @@
         </w:rPr>
         <w:t xml:space="preserve">University of Minnesota. </w:t>
       </w:r>
-      <w:hyperlink w:history="1" r:id="rIdykyns2rus-nw4iahwazv-">
+      <w:hyperlink w:history="1" r:id="rIdy5nc_4kxe4jouwxunrs6f">
         <w:r>
           <w:rPr>
             <w:rFonts w:ascii="Verdana" w:cs="Verdana" w:eastAsia="Verdana" w:hAnsi="Verdana"/>
@@ -6739,7 +6739,7 @@
         <w:sz w:val="16"/>
         <w:szCs w:val="16"/>
       </w:rPr>
-      <w:t xml:space="preserve">This document is licensed with a Creative Commons Attribution-NonCommercial-ShareAlike 4.0 International License ©2026 The Competence Collective, LLC (Red Herrings)</w:t>
+      <w:t xml:space="preserve">This document is licensed with a Creative Commons Attribution 4.0 International License ©2026 The Competence Collective, LLC (Red Herrings)</w:t>
     </w:r>
   </w:p>
 </w:ftr>
